--- a/public/forms/刑事/通缉令.docx
+++ b/public/forms/刑事/通缉令.docx
@@ -3,30 +3,11 @@
 <w:document xmlns:wpc="http://schemas.microsoft.com/office/word/2010/wordprocessingCanvas" xmlns:mo="http://schemas.microsoft.com/office/mac/office/2008/main" xmlns:mc="http://schemas.openxmlformats.org/markup-compatibility/2006" xmlns:mv="urn:schemas-microsoft-com:mac:vml" xmlns:o="urn:schemas-microsoft-com:office:office" xmlns:r="http://schemas.openxmlformats.org/officeDocument/2006/relationships" xmlns:m="http://schemas.openxmlformats.org/officeDocument/2006/math" xmlns:v="urn:schemas-microsoft-com:vml" xmlns:wp14="http://schemas.microsoft.com/office/word/2010/wordprocessingDrawing" xmlns:wp="http://schemas.openxmlformats.org/drawingml/2006/wordprocessingDrawing" xmlns:w10="urn:schemas-microsoft-com:office:word" xmlns:w="http://schemas.openxmlformats.org/wordprocessingml/2006/main" xmlns:w14="http://schemas.microsoft.com/office/word/2010/wordml" xmlns:wpg="http://schemas.microsoft.com/office/word/2010/wordprocessingGroup" xmlns:wpi="http://schemas.microsoft.com/office/word/2010/wordprocessingInk" xmlns:wne="http://schemas.microsoft.com/office/word/2006/wordml" xmlns:wps="http://schemas.microsoft.com/office/word/2010/wordprocessingShape" mc:Ignorable="w14 wp14">
   <w:body>
     <w:p>
-      <w:pPr>
-        <w:jc w:val="center"/>
-      </w:pPr>
       <w:r>
         <w:rPr>
           <w:rFonts w:ascii="宋体" w:hAnsi="宋体" w:eastAsia="宋体"/>
-          <w:b w:val="0"/>
-          <w:sz w:val="20"/>
         </w:rPr>
         <w:t>（此处印制公安机关名称）</w:t>
-      </w:r>
-    </w:p>
-    <w:p>
-      <w:pPr>
-        <w:spacing w:after="120"/>
-        <w:jc w:val="center"/>
-      </w:pPr>
-      <w:r>
-        <w:rPr>
-          <w:rFonts w:ascii="宋体" w:hAnsi="宋体" w:eastAsia="宋体"/>
-          <w:b/>
-          <w:sz w:val="32"/>
-        </w:rPr>
-        <w:t>通 缉 令</w:t>
       </w:r>
     </w:p>
     <w:p>
@@ -36,19 +17,24 @@
       <w:r>
         <w:rPr>
           <w:rFonts w:ascii="宋体" w:hAnsi="宋体" w:eastAsia="宋体"/>
-          <w:b w:val="0"/>
-          <w:sz w:val="20"/>
+          <w:b/>
+          <w:sz w:val="32"/>
+        </w:rPr>
+        <w:t>通缉令</w:t>
+      </w:r>
+    </w:p>
+    <w:p>
+      <w:r>
+        <w:rPr>
+          <w:rFonts w:ascii="宋体" w:hAnsi="宋体" w:eastAsia="宋体"/>
         </w:rPr>
         <w:t>×公（    ）缉字〔    〕    号</w:t>
       </w:r>
     </w:p>
-    <w:p/>
     <w:p>
       <w:r>
         <w:rPr>
           <w:rFonts w:ascii="宋体" w:hAnsi="宋体" w:eastAsia="宋体"/>
-          <w:b w:val="0"/>
-          <w:sz w:val="22"/>
         </w:rPr>
         <w:t>各地公安机关：</w:t>
       </w:r>
@@ -57,8 +43,6 @@
       <w:r>
         <w:rPr>
           <w:rFonts w:ascii="宋体" w:hAnsi="宋体" w:eastAsia="宋体"/>
-          <w:b w:val="0"/>
-          <w:sz w:val="22"/>
         </w:rPr>
         <w:t>我局正在侦查                            一案，亟需抓获犯罪嫌疑人：</w:t>
       </w:r>
@@ -67,8 +51,6 @@
       <w:r>
         <w:rPr>
           <w:rFonts w:ascii="宋体" w:hAnsi="宋体" w:eastAsia="宋体"/>
-          <w:b w:val="0"/>
-          <w:sz w:val="22"/>
         </w:rPr>
         <w:t>姓名          ，性别      ，出生日期          ，身份证号码                  ，</w:t>
       </w:r>
@@ -77,8 +59,6 @@
       <w:r>
         <w:rPr>
           <w:rFonts w:ascii="宋体" w:hAnsi="宋体" w:eastAsia="宋体"/>
-          <w:b w:val="0"/>
-          <w:sz w:val="22"/>
         </w:rPr>
         <w:t>身高        ，体态        ，口音        ，户籍所在地                        ，</w:t>
       </w:r>
@@ -87,8 +67,6 @@
       <w:r>
         <w:rPr>
           <w:rFonts w:ascii="宋体" w:hAnsi="宋体" w:eastAsia="宋体"/>
-          <w:b w:val="0"/>
-          <w:sz w:val="22"/>
         </w:rPr>
         <w:t>涉嫌罪名                  。</w:t>
       </w:r>
@@ -97,8 +75,6 @@
       <w:r>
         <w:rPr>
           <w:rFonts w:ascii="宋体" w:hAnsi="宋体" w:eastAsia="宋体"/>
-          <w:b w:val="0"/>
-          <w:sz w:val="22"/>
         </w:rPr>
         <w:t>请协查堵截。发现该犯罪嫌疑人即予拘留，并速告我局。</w:t>
       </w:r>
@@ -107,19 +83,14 @@
       <w:r>
         <w:rPr>
           <w:rFonts w:ascii="宋体" w:hAnsi="宋体" w:eastAsia="宋体"/>
-          <w:b w:val="0"/>
-          <w:sz w:val="22"/>
         </w:rPr>
         <w:t>联 系 人：            联系电话：                 。</w:t>
       </w:r>
     </w:p>
-    <w:p/>
     <w:p>
       <w:r>
         <w:rPr>
           <w:rFonts w:ascii="宋体" w:hAnsi="宋体" w:eastAsia="宋体"/>
-          <w:b w:val="0"/>
-          <w:sz w:val="22"/>
         </w:rPr>
         <w:t>（公安局印）</w:t>
       </w:r>
@@ -128,8 +99,6 @@
       <w:r>
         <w:rPr>
           <w:rFonts w:ascii="宋体" w:hAnsi="宋体" w:eastAsia="宋体"/>
-          <w:b w:val="0"/>
-          <w:sz w:val="22"/>
         </w:rPr>
         <w:t>年    月    日</w:t>
       </w:r>
@@ -507,6 +476,10 @@
     <w:name w:val="Normal"/>
     <w:qFormat/>
     <w:rsid w:val="00FC693F"/>
+    <w:rPr>
+      <w:rFonts w:ascii="宋体" w:hAnsi="宋体"/>
+      <w:sz w:val="22"/>
+    </w:rPr>
   </w:style>
   <w:style w:type="paragraph" w:styleId="Header">
     <w:name w:val="header"/>
